--- a/incoming/edited/NeuroVFM_Matters_Arising_figures_FILLED.docx
+++ b/incoming/edited/NeuroVFM_Matters_Arising_figures_FILLED.docx
@@ -52,7 +52,7 @@
         <w:t xml:space="preserve">Fig. 1. </w:t>
       </w:r>
       <w:r>
-        <w:t>NeuroVFM’s diagnostic classifier detects most urgent findings that its written reports omit, so report-based evaluation does not isolate perception. a, The released NeuroVFM system and the change we evaluated. One frozen encoder feeds two readouts that do not share information. In the original study, perception and triage were evaluated through the report path, in which a 14-billion-parameter language model writes findings that GPT-5 reads to assign acuity (orange). We also read the diagnostic classifier (about 0.95 million parameters) directly (blue). Shown for one CQ500 study with subarachnoid hemorrhage: the classifier scored the finding at 0.99 and flagged the study, whereas the generated report read “Study is unremarkable.” and the study was not escalated. b, Sensitivity for urgent studies versus fraction of studies flagged (n = 472, 206 urgent). Blue curve and band, the classifier’s highest score across the nine critical findings used directly as a triage score, with 95% CI (AUROC 0.949, 95% CI 0.928–0.967). Orange point, the report pipeline (sensitivity 0.733 at a flag rate of 0.341). Blue point, the classifier at the same flag rate, a threshold chosen without labels. The difference in sensitivity was 0.000 (95% CI −0.029 to 0.030). c, Agreement between the two readouts on the 206 urgent studies at the matched flag rate: caught by both (134), by the classifier only (17), by the report only (17) or by neither (38). d, Classifier score on the missed finding for each of the 55 urgent studies the report pipeline missed. Dotted line, 0.5 (the primary decoding threshold); solid line, the matched triage threshold (0.98). Filled blue markers, decoding misses, in which the classifier scored the missed finding above 0.5 while the report named none of the study’s critical findings (n = 40). Grey markers, perception misses, in which that score was 0.5 or below (n = 10). Open markers, reasoning misses, in which the report named a critical finding that GPT-5 did not escalate (n = 5). Confidence intervals are from 2,000 study-level bootstrap resamples.</w:t>
+        <w:t>NeuroVFM’s diagnostic classifier detects most urgent findings that its written reports omit, so report-based evaluation does not isolate perception. a, The released NeuroVFM system and the change we evaluated. One frozen encoder feeds two readouts that do not share information. In the original study, perception and triage were evaluated through the report path, in which a 14-billion-parameter language model writes findings that GPT-5 reads to assign acuity (orange). We also read the diagnostic classifier (about 0.95 million parameters) directly (blue). Shown for one CQ500 study with subarachnoid hemorrhage: the classifier scored the finding at 0.99 and flagged the study, whereas the generated report read “Study is unremarkable.” and the study was not escalated. b, Sensitivity for urgent studies versus fraction of studies flagged (n = 472, 206 urgent). Blue curve and band, the classifier’s highest score across the nine critical findings used directly as a triage score, with 95% CI (AUROC 0.949, 95% CI 0.928–0.967). Orange point, the report pipeline (sensitivity 0.733 at a flag rate of 0.341). Blue point, the classifier at the same flag rate, a threshold chosen without labels; the difference in sensitivity was 0.000 (95% CI −0.029 to 0.030). c, Classifier score on the missed finding for the 40 decoding misses — urgent studies the report pipeline missed in which the classifier scored the finding above 0.5 while the report named none of the study’s critical findings. Dotted line, 0.5; the median score was 0.92, and in 38 of the 40 the report named none of the nine critical findings. Confidence intervals in b are from 2,000 study-level bootstrap resamples.</w:t>
       </w:r>
     </w:p>
     <w:p>

--- a/incoming/edited/NeuroVFM_Matters_Arising_figures_FILLED.docx
+++ b/incoming/edited/NeuroVFM_Matters_Arising_figures_FILLED.docx
@@ -52,7 +52,7 @@
         <w:t xml:space="preserve">Fig. 1. </w:t>
       </w:r>
       <w:r>
-        <w:t>NeuroVFM’s diagnostic classifier detects most urgent findings that its written reports omit, so report-based evaluation does not isolate perception. a, The released NeuroVFM system and the change we evaluated. One frozen encoder feeds two readouts that do not share information. In the original study, perception and triage were evaluated through the report path, in which a 14-billion-parameter language model writes findings that GPT-5 reads to assign acuity (orange). We also read the diagnostic classifier (about 0.95 million parameters) directly (blue). Shown for one CQ500 study with subarachnoid hemorrhage: the classifier scored the finding at 0.99 and flagged the study, whereas the generated report read “Study is unremarkable.” and the study was not escalated. b, Sensitivity for urgent studies versus fraction of studies flagged (n = 472, 206 urgent). Blue curve and band, the classifier’s highest score across the nine critical findings used directly as a triage score, with 95% CI (AUROC 0.949, 95% CI 0.928–0.967). Orange point, the report pipeline (sensitivity 0.733 at a flag rate of 0.341). Blue point, the classifier at the same flag rate, a threshold chosen without labels; the difference in sensitivity was 0.000 (95% CI −0.029 to 0.030). c, Classifier score on the missed finding for the 40 decoding misses — urgent studies the report pipeline missed in which the classifier scored the finding above 0.5 while the report named none of the study’s critical findings. Dotted line, 0.5; the median score was 0.92, and in 38 of the 40 the report named none of the nine critical findings. Confidence intervals in b are from 2,000 study-level bootstrap resamples.</w:t>
+        <w:t>NeuroVFM’s diagnostic classifier detects most urgent findings that its written reports omit, so report-based evaluation does not isolate perception. a, The released NeuroVFM system and the change we evaluated. One frozen encoder feeds two readouts that do not share information. In the original study, perception and triage were evaluated through the report path, in which a 14-billion-parameter language model writes findings that GPT-5 reads to assign acuity (orange). We also read the diagnostic classifier (about 0.95 million parameters) directly (blue). Shown for one CQ500 study with subarachnoid hemorrhage: the classifier scored the finding at 0.99 and flagged the study, whereas the generated report read “Study is unremarkable.” and the study was not escalated. b, Sensitivity for urgent studies versus fraction of studies flagged (n = 472, 206 urgent). Blue curve and band, the classifier’s highest score across the nine critical findings used directly as a triage score, with 95% CI (AUROC 0.949, 95% CI 0.928–0.967). Orange point, the report pipeline (sensitivity 0.733 at a flag rate of 0.341). Blue point, the classifier at the same flag rate, a threshold chosen without labels; the difference in sensitivity was 0.000 (95% CI −0.029 to 0.030). c, Decomposition of the 55 urgent studies the report pipeline missed. Of these, 40 are decoding misses, in which the classifier scored the missed finding above 0.5 while the report named none of the study’s critical findings; 10 are perception misses, missed by both readouts; and 5 are reasoning misses, in which the report named a critical finding that GPT-5 did not escalate. Below, the classifier’s score on the missed finding for the 40 decoding misses (dotted line, 0.5; median 0.92); in 38 of the 40 the report named none of the nine critical findings. Confidence intervals in b are from 2,000 study-level bootstrap resamples.</w:t>
       </w:r>
     </w:p>
     <w:p>

--- a/incoming/edited/NeuroVFM_Matters_Arising_figures_FILLED.docx
+++ b/incoming/edited/NeuroVFM_Matters_Arising_figures_FILLED.docx
@@ -52,7 +52,7 @@
         <w:t xml:space="preserve">Fig. 1. </w:t>
       </w:r>
       <w:r>
-        <w:t>NeuroVFM’s diagnostic classifier detects most urgent findings that its written reports omit, so report-based evaluation does not isolate perception. a, The released NeuroVFM system and the change we evaluated. One frozen encoder feeds two readouts that do not share information. In the original study, perception and triage were evaluated through the report path, in which a 14-billion-parameter language model writes findings that GPT-5 reads to assign acuity (orange). We also read the diagnostic classifier (about 0.95 million parameters) directly (blue). Shown for one CQ500 study with subarachnoid hemorrhage: the classifier scored the finding at 0.99 and flagged the study, whereas the generated report read “Study is unremarkable.” and the study was not escalated. b, Sensitivity for urgent studies versus fraction of studies flagged (n = 472, 206 urgent). Blue curve and band, the classifier’s highest score across the nine critical findings used directly as a triage score, with 95% CI (AUROC 0.949, 95% CI 0.928–0.967). Orange point, the report pipeline (sensitivity 0.733 at a flag rate of 0.341). Blue point, the classifier at the same flag rate, a threshold chosen without labels; the difference in sensitivity was 0.000 (95% CI −0.029 to 0.030). c, Decomposition of the 55 urgent studies the report pipeline missed. Of these, 40 are decoding misses, in which the classifier scored the missed finding above 0.5 while the report named none of the study’s critical findings; 10 are perception misses, missed by both readouts; and 5 are reasoning misses, in which the report named a critical finding that GPT-5 did not escalate. Below, the classifier’s score on the missed finding for the 40 decoding misses (dotted line, 0.5; median 0.92); in 38 of the 40 the report named none of the nine critical findings. Confidence intervals in b are from 2,000 study-level bootstrap resamples.</w:t>
+        <w:t>NeuroVFM’s diagnostic classifier detects most urgent findings that its written reports omit, so report-based evaluation does not isolate perception. a, The released NeuroVFM system and the change we evaluated. One frozen encoder feeds two readouts that do not share information. In the original study, perception and triage were evaluated through the report path, in which a 14-billion-parameter language model writes findings that GPT-5 reads to assign acuity (orange). We also read the diagnostic classifier (about 0.95 million parameters) directly (blue). Shown for one CQ500 study with subarachnoid hemorrhage: the classifier scored the finding at 0.99 and flagged the study, whereas the generated report read “Study is unremarkable.” and the study was not escalated. b, Sensitivity for urgent studies versus fraction of studies flagged (n = 472, 206 urgent). Blue curve and band, the classifier’s highest score across the nine critical findings used directly as a triage score, with 95% CI (AUROC 0.949, 95% CI 0.928–0.967). Orange point, the report pipeline (sensitivity 0.733 at a flag rate of 0.341). Blue point, the classifier at the same flag rate, a threshold chosen without labels; the difference in sensitivity was 0.000 (95% CI −0.029 to 0.030). c, Of the 55 urgent studies the report pipeline missed, in 40 (blue) the classifier had already scored the missed finding above 0.5 while the report named none of the study’s critical findings; lines connect this group to their classifier scores below (dotted line, 0.5; median 0.92). In 38 of the 40 the report named none of the nine critical findings. The full decomposition of the 55 misses is in Extended Data Fig. 1. Confidence intervals in b are from 2,000 study-level bootstrap resamples.</w:t>
       </w:r>
     </w:p>
     <w:p>

--- a/incoming/edited/NeuroVFM_Matters_Arising_figures_FILLED.docx
+++ b/incoming/edited/NeuroVFM_Matters_Arising_figures_FILLED.docx
@@ -52,7 +52,7 @@
         <w:t xml:space="preserve">Fig. 1. </w:t>
       </w:r>
       <w:r>
-        <w:t>NeuroVFM’s diagnostic classifier detects most urgent findings that its written reports omit, so report-based evaluation does not isolate perception. a, The released NeuroVFM system and the change we evaluated. One frozen encoder feeds two readouts that do not share information. In the original study, perception and triage were evaluated through the report path, in which a 14-billion-parameter language model writes findings that GPT-5 reads to assign acuity (orange). We also read the diagnostic classifier (about 0.95 million parameters) directly (blue). Shown for one CQ500 study with subarachnoid hemorrhage: the classifier scored the finding at 0.99 and flagged the study, whereas the generated report read “Study is unremarkable.” and the study was not escalated. b, Sensitivity for urgent studies versus fraction of studies flagged (n = 472, 206 urgent). Blue curve and band, the classifier’s highest score across the nine critical findings used directly as a triage score, with 95% CI (AUROC 0.949, 95% CI 0.928–0.967). Orange point, the report pipeline (sensitivity 0.733 at a flag rate of 0.341). Blue point, the classifier at the same flag rate, a threshold chosen without labels; the difference in sensitivity was 0.000 (95% CI −0.029 to 0.030). c, Of the 55 urgent studies the report pipeline missed, in 40 (blue) the classifier had already scored the missed finding above 0.5 while the report named none of the study’s critical findings; lines connect this group to their classifier scores below (dotted line, 0.5; median 0.92). In 38 of the 40 the report named none of the nine critical findings. The full decomposition of the 55 misses is in Extended Data Fig. 1. Confidence intervals in b are from 2,000 study-level bootstrap resamples.</w:t>
+        <w:t>NeuroVFM’s diagnostic classifier detects most urgent findings that its written reports omit, so report-based evaluation does not isolate perception. a, The released NeuroVFM system and the change we evaluated. One frozen encoder feeds two readouts that do not share information. In the original study, perception and triage were evaluated through the report path, in which a 14-billion-parameter language model writes findings that GPT-5 reads to assign acuity (orange). We also read the diagnostic classifier (about 0.95 million parameters) directly (blue). Shown for one CQ500 study with subarachnoid hemorrhage: the classifier scored the finding at 0.99 and flagged the study, whereas the generated report read “Study is unremarkable.” and the study was not escalated. b, Sensitivity for urgent studies versus fraction of studies flagged (n = 472, 206 urgent). Blue curve and band, the classifier’s highest score across the nine critical findings used directly as a triage score, with 95% CI (AUROC 0.949, 95% CI 0.928–0.967). Orange point, the report pipeline (sensitivity 0.733 at a flag rate of 0.341). Blue point, the classifier at the same flag rate, a threshold chosen without labels; the difference in sensitivity was 0.000 (95% CI −0.029 to 0.030). c, Of the 55 urgent studies the report pipeline missed, in 40 the classifier had already scored the missed finding above 0.5 while the report named none of the study’s critical findings; lines connect this group to their classifier scores below (dotted line, 0.5; median 0.92). In 38 of the 40 the report named none of the nine critical findings. The full decomposition of the 55 misses is in Extended Data Fig. 1. Confidence intervals in b are from 2,000 study-level bootstrap resamples.</w:t>
       </w:r>
     </w:p>
     <w:p>

--- a/incoming/edited/NeuroVFM_Matters_Arising_figures_FILLED.docx
+++ b/incoming/edited/NeuroVFM_Matters_Arising_figures_FILLED.docx
@@ -52,7 +52,7 @@
         <w:t xml:space="preserve">Fig. 1. </w:t>
       </w:r>
       <w:r>
-        <w:t>NeuroVFM’s diagnostic classifier detects most urgent findings that its written reports omit, so report-based evaluation does not isolate perception. a, The released NeuroVFM system and the change we evaluated. One frozen encoder feeds two readouts that do not share information. In the original study, perception and triage were evaluated through the report path, in which a 14-billion-parameter language model writes findings that GPT-5 reads to assign acuity (orange). We also read the diagnostic classifier (about 0.95 million parameters) directly (blue). Shown for one CQ500 study with subarachnoid hemorrhage: the classifier scored the finding at 0.99 and flagged the study, whereas the generated report read “Study is unremarkable.” and the study was not escalated. b, Sensitivity for urgent studies versus fraction of studies flagged (n = 472, 206 urgent). Blue curve and band, the classifier’s highest score across the nine critical findings used directly as a triage score, with 95% CI (AUROC 0.949, 95% CI 0.928–0.967). Orange point, the report pipeline (sensitivity 0.733 at a flag rate of 0.341). Blue point, the classifier at the same flag rate, a threshold chosen without labels; the difference in sensitivity was 0.000 (95% CI −0.029 to 0.030). c, Of the 55 urgent studies the report pipeline missed, in 40 the classifier had already scored the missed finding above 0.5 while the report named none of the study’s critical findings; lines connect this group to their classifier scores below (dotted line, 0.5; median 0.92). In 38 of the 40 the report named none of the nine critical findings. The full decomposition of the 55 misses is in Extended Data Fig. 1. Confidence intervals in b are from 2,000 study-level bootstrap resamples.</w:t>
+        <w:t>NeuroVFM’s diagnostic classifier detects most urgent findings that its written reports omit, so report-based evaluation does not isolate perception. a, The released NeuroVFM system and the change we evaluated. One frozen encoder feeds two readouts that do not share information. In the original study, perception and triage were evaluated through the report path, in which a 14-billion-parameter language model writes findings that GPT-5 reads to assign acuity (orange). We also read the diagnostic classifier (about 0.95 million parameters) directly (blue). Shown for one CQ500 study with subarachnoid hemorrhage: the classifier scored the finding at 0.99 and flagged the study, whereas the generated report read “Study is unremarkable.” and the study was not escalated. b, Sensitivity for urgent studies versus fraction of studies flagged (n = 472, 206 urgent). Blue curve and band, the classifier’s highest score across the nine critical findings used directly as a triage score, with 95% CI (AUROC 0.949, 95% CI 0.928–0.967). Orange point, the report pipeline (sensitivity 0.733 at a flag rate of 0.341). Blue point, the classifier at the same flag rate, a threshold chosen without labels; the difference in sensitivity was 0.000 (95% CI −0.029 to 0.030). c, Classifier score for the missed finding in each of the 55 urgent studies the report pipeline missed (dotted line, 0.5). Filled blue, flagged by the classifier at the matched alarm rate; light blue, score above 0.5 but not flagged; grey, score of 0.5 or below; open orange, the report named the finding but GPT-5 did not escalate it. Tick, the median score (0.92) among silent reports scoring above 0.5. The full decomposition of the 55 misses is in Extended Data Fig. 1. Confidence intervals in b are from 2,000 study-level bootstrap resamples.</w:t>
       </w:r>
     </w:p>
     <w:p>

--- a/incoming/edited/NeuroVFM_Matters_Arising_figures_FILLED.docx
+++ b/incoming/edited/NeuroVFM_Matters_Arising_figures_FILLED.docx
@@ -52,7 +52,7 @@
         <w:t xml:space="preserve">Fig. 1. </w:t>
       </w:r>
       <w:r>
-        <w:t>NeuroVFM’s diagnostic classifier detects most urgent findings that its written reports omit, so report-based evaluation does not isolate perception. a, The released NeuroVFM system and the change we evaluated. One frozen encoder feeds two readouts that do not share information. In the original study, perception and triage were evaluated through the report path, in which a 14-billion-parameter language model writes findings that GPT-5 reads to assign acuity (orange). We also read the diagnostic classifier (about 0.95 million parameters) directly (blue). Shown for one CQ500 study with subarachnoid hemorrhage: the classifier scored the finding at 0.99 and flagged the study, whereas the generated report read “Study is unremarkable.” and the study was not escalated. b, Sensitivity for urgent studies versus fraction of studies flagged (n = 472, 206 urgent). Blue curve and band, the classifier’s highest score across the nine critical findings used directly as a triage score, with 95% CI (AUROC 0.949, 95% CI 0.928–0.967). Orange point, the report pipeline (sensitivity 0.733 at a flag rate of 0.341). Blue point, the classifier at the same flag rate, a threshold chosen without labels; the difference in sensitivity was 0.000 (95% CI −0.029 to 0.030). c, Classifier score for the missed finding in each of the 55 urgent studies the report pipeline missed (dotted line, 0.5). Filled blue, flagged by the classifier at the matched alarm rate; light blue, score above 0.5 but not flagged; grey, score of 0.5 or below; open orange, the report named the finding but GPT-5 did not escalate it. Tick, the median score (0.92) among silent reports scoring above 0.5. The full decomposition of the 55 misses is in Extended Data Fig. 1. Confidence intervals in b are from 2,000 study-level bootstrap resamples.</w:t>
+        <w:t>NeuroVFM’s diagnostic classifier detects most urgent findings that its written reports omit, so report-based evaluation does not isolate perception. a, The released NeuroVFM system and the change we evaluated. One frozen encoder feeds two readouts that do not share information. In the original study, perception and triage were evaluated through the report path, in which a 14-billion-parameter language model writes findings that GPT-5 reads to assign acuity (orange). We also read the diagnostic classifier (about 0.95 million parameters) directly (blue). Shown for one CQ500 study with subarachnoid hemorrhage: the classifier scored the finding at 0.99 and flagged the study, whereas the generated report read “Study is unremarkable.” and the study was not escalated. b, Sensitivity for urgent studies versus fraction of studies flagged (n = 472, 206 urgent). Blue curve and band, the classifier’s highest score across the nine critical findings used directly as a triage score, with 95% CI (AUROC 0.949, 95% CI 0.928–0.967). Orange point, the report pipeline (sensitivity 0.733 at a flag rate of 0.341). Blue point, the classifier at the same flag rate, a threshold chosen without labels; the difference in sensitivity was 0.000 (95% CI −0.029 to 0.030). c, The report pipeline missed 55 urgent studies. In 40 of them the report was silent on every critical finding yet the classifier had already scored the study’s finding above 0.5; each point is that classifier score (dotted line, 0.5; tick, median 0.92). The remaining 15 misses — 10 in which the classifier score was also 0.5 or below, and 5 in which the report named a finding that was not escalated to urgent — are shown in Extended Data Fig. 1. Confidence intervals in b are from 2,000 study-level bootstrap resamples.</w:t>
       </w:r>
     </w:p>
     <w:p>

--- a/incoming/edited/NeuroVFM_Matters_Arising_figures_FILLED.docx
+++ b/incoming/edited/NeuroVFM_Matters_Arising_figures_FILLED.docx
@@ -173,7 +173,7 @@
           <w:highlight w:val="yellow"/>
           <w:highlightCs w:val="yellow"/>
         </w:rPr>
-        <w:t xml:space="preserve">{{ED2_ABLATION_SUMMARY}}</w:t>
+        <w:t>no indication, 40 decoding, 10 perception and 5 reasoning of 55 misses; head trauma, 40 decoding, 10 perception and 6 reasoning of 56; headache, 47 decoding, 11 perception and 5 reasoning of 63; 38 of the 40 decoding misses in the main analysis persisted under each indication</w:t>
       </w:r>
       <w:r>
         <w:rPr>
